--- a/reihen/01-wurzeln/11-material-irrationale-zahlen.docx
+++ b/reihen/01-wurzeln/11-material-irrationale-zahlen.docx
@@ -870,7 +870,7 @@
         <w:t>Ordne</w:t>
       </w:r>
       <w:r>
-        <w:t xml:space="preserve"> die Zahlen in die Tabelle ein (Hausaufgabe):  √36 · √37 · 0,7̅ · −√81 · π · √(4/9) · √0,4 · √0,04 · 5,121121112…</w:t>
+        <w:t xml:space="preserve"> die Zahlen in die Tabelle ein (Hausaufgabe):  √36 · √37 · 0,8̅ · −√81 · π · √(4/9) · √0,4 · √0,04 · 5,121121112…</w:t>
       </w:r>
     </w:p>
     <w:tbl>
@@ -2513,7 +2513,7 @@
         <w:t>Aufgabe 4</w:t>
       </w:r>
       <w:r>
-        <w:t>: rational: √36 = 6, 0,7̅ = 7/9, −√81 = −9, √(4/9) = 2/3, √0,04 = 0,2 · irrational: √37, π, √0,4, 5,121121112…</w:t>
+        <w:t>: rational: √36 = 6, 0,8̅ = 8/9, −√81 = −9, √(4/9) = 2/3, √0,04 = 0,2 · irrational: √37, π, √0,4, 5,121121112…</w:t>
       </w:r>
     </w:p>
     <w:p>
